--- a/belgeler/11_BASVURU_PAKETI_ICERIGI.docx
+++ b/belgeler/11_BASVURU_PAKETI_ICERIGI.docx
@@ -2544,7 +2544,7 @@
                 <w:color w:val="000000"/>
                 <w:sz w:val="16"/>
               </w:rPr>
-              <w:t xml:space="preserve"> hazır: A3.1.1'de 86 yapım işleri kalemi, A3.1.2'de 8 ekipman kalemi, A3.4'te uygun olmayan harcama, A3.5'te formüllü icmal. Online sisteme buradan girilecek.</w:t>
+              <w:t xml:space="preserve"> hazır: A3.1.1'de 96 yapım işleri kalemi, A3.1.2'de 8 ekipman kalemi, A3.4'te uygun olmayan harcama, A3.5'te formüllü icmal. Online sisteme buradan girilecek.</w:t>
             </w:r>
           </w:p>
         </w:tc>
@@ -6438,7 +6438,7 @@
                 <w:color w:val="000000"/>
                 <w:sz w:val="16"/>
               </w:rPr>
-              <w:t>298.994 Avro</w:t>
+              <w:t>298.587 Avro</w:t>
             </w:r>
             <w:r>
               <w:rPr>
@@ -7451,7 +7451,7 @@
           <w:color w:val="000000"/>
           <w:sz w:val="18"/>
         </w:rPr>
-        <w:t>15.774.454,50 TL = 298.994 Avro</w:t>
+        <w:t>15.753.004,18 TL = 298.587 Avro</w:t>
       </w:r>
       <w:r>
         <w:rPr>
@@ -7481,7 +7481,7 @@
           <w:color w:val="000000"/>
           <w:sz w:val="18"/>
         </w:rPr>
-        <w:t xml:space="preserve"> gelir. Eşiğe kalan pay 1.006 Avro'dur. Yatırımın geri kalanı — diğer 7 yapı, çıkarılan pozlar ve makine-ekipman alımı, toplam 9.462.899,96 TL (179.363 Avro) — yapılmaya devam eder; uygun olmayan harcama olarak proforma fatura ile beyan edilir ve öz kaynaktan karşılanır.</w:t>
+        <w:t xml:space="preserve"> gelir. Eşiğe kalan pay 1.413 Avro'dur. Yatırımın geri kalanı — diğer 7 yapı, çıkarılan pozlar ve makine-ekipman alımı, toplam 9.462.899,96 TL (179.363 Avro) — yapılmaya devam eder; uygun olmayan harcama olarak proforma fatura ile beyan edilir ve öz kaynaktan karşılanır.</w:t>
       </w:r>
     </w:p>
     <w:p>
@@ -7553,7 +7553,7 @@
                 <w:color w:val="000000"/>
                 <w:sz w:val="16"/>
               </w:rPr>
-              <w:t xml:space="preserve">Uygun harcama 298.994 Avro, eşik 300.000 Avro: arada 1.006 Avro (%0,3) pay vardır. TKDK, keşfi kendi birim fiyatlarıyla yeniden hesaplar; kur da başvuru tarihinde güncellenir. Bu iki etkiden biri tutarı yukarı taşırsa kademe kaybedilir ve </w:t>
+              <w:t xml:space="preserve">Uygun harcama 298.587 Avro, eşik 300.000 Avro: arada 1.413 Avro (%0,5) pay vardır. TKDK, keşfi kendi birim fiyatlarıyla yeniden hesaplar; kur da başvuru tarihinde güncellenir. Bu iki etkiden biri tutarı yukarı taşırsa kademe kaybedilir ve </w:t>
             </w:r>
             <w:r>
               <w:rPr>
@@ -7673,7 +7673,7 @@
                 <w:color w:val="000000"/>
                 <w:sz w:val="16"/>
               </w:rPr>
-              <w:t>'dur (19.784.437,50 TL). Uygun harcama 298.994 Avro olduğundan üst limit bu yatırımda bağlayıcı değildir; hibe, uygun harcamanın tamamı üzerinden hesaplanır.</w:t>
+              <w:t>'dur (19.784.437,50 TL). Uygun harcama 298.587 Avro olduğundan üst limit bu yatırımda bağlayıcı değildir; hibe, uygun harcamanın tamamı üzerinden hesaplanır.</w:t>
             </w:r>
           </w:p>
         </w:tc>

--- a/belgeler/11_BASVURU_PAKETI_ICERIGI.docx
+++ b/belgeler/11_BASVURU_PAKETI_ICERIGI.docx
@@ -2544,7 +2544,7 @@
                 <w:color w:val="000000"/>
                 <w:sz w:val="16"/>
               </w:rPr>
-              <w:t xml:space="preserve"> hazır: A3.1.1'de 96 yapım işleri kalemi, A3.1.2'de 8 ekipman kalemi, A3.4'te uygun olmayan harcama, A3.5'te formüllü icmal. Online sisteme buradan girilecek.</w:t>
+              <w:t xml:space="preserve"> hazır: A3.1.1'de 86 yapım işleri kalemi, A3.1.2'de 8 ekipman kalemi, A3.4'te uygun olmayan harcama, A3.5'te formüllü icmal. Online sisteme buradan girilecek.</w:t>
             </w:r>
           </w:p>
         </w:tc>
@@ -6438,7 +6438,7 @@
                 <w:color w:val="000000"/>
                 <w:sz w:val="16"/>
               </w:rPr>
-              <w:t>298.587 Avro</w:t>
+              <w:t>298.994 Avro</w:t>
             </w:r>
             <w:r>
               <w:rPr>
@@ -7451,7 +7451,7 @@
           <w:color w:val="000000"/>
           <w:sz w:val="18"/>
         </w:rPr>
-        <w:t>15.753.004,18 TL = 298.587 Avro</w:t>
+        <w:t>15.774.454,50 TL = 298.994 Avro</w:t>
       </w:r>
       <w:r>
         <w:rPr>
@@ -7481,7 +7481,7 @@
           <w:color w:val="000000"/>
           <w:sz w:val="18"/>
         </w:rPr>
-        <w:t xml:space="preserve"> gelir. Eşiğe kalan pay 1.413 Avro'dur. Yatırımın geri kalanı — diğer 7 yapı, çıkarılan pozlar ve makine-ekipman alımı, toplam 9.462.899,96 TL (179.363 Avro) — yapılmaya devam eder; uygun olmayan harcama olarak proforma fatura ile beyan edilir ve öz kaynaktan karşılanır.</w:t>
+        <w:t xml:space="preserve"> gelir. Eşiğe kalan pay 1.006 Avro'dur. Yatırımın geri kalanı — diğer 7 yapı, çıkarılan pozlar ve makine-ekipman alımı, toplam 9.462.899,96 TL (179.363 Avro) — yapılmaya devam eder; uygun olmayan harcama olarak proforma fatura ile beyan edilir ve öz kaynaktan karşılanır.</w:t>
       </w:r>
     </w:p>
     <w:p>
@@ -7553,7 +7553,7 @@
                 <w:color w:val="000000"/>
                 <w:sz w:val="16"/>
               </w:rPr>
-              <w:t xml:space="preserve">Uygun harcama 298.587 Avro, eşik 300.000 Avro: arada 1.413 Avro (%0,5) pay vardır. TKDK, keşfi kendi birim fiyatlarıyla yeniden hesaplar; kur da başvuru tarihinde güncellenir. Bu iki etkiden biri tutarı yukarı taşırsa kademe kaybedilir ve </w:t>
+              <w:t xml:space="preserve">Uygun harcama 298.994 Avro, eşik 300.000 Avro: arada 1.006 Avro (%0,3) pay vardır. TKDK, keşfi kendi birim fiyatlarıyla yeniden hesaplar; kur da başvuru tarihinde güncellenir. Bu iki etkiden biri tutarı yukarı taşırsa kademe kaybedilir ve </w:t>
             </w:r>
             <w:r>
               <w:rPr>
@@ -7673,7 +7673,7 @@
                 <w:color w:val="000000"/>
                 <w:sz w:val="16"/>
               </w:rPr>
-              <w:t>'dur (19.784.437,50 TL). Uygun harcama 298.587 Avro olduğundan üst limit bu yatırımda bağlayıcı değildir; hibe, uygun harcamanın tamamı üzerinden hesaplanır.</w:t>
+              <w:t>'dur (19.784.437,50 TL). Uygun harcama 298.994 Avro olduğundan üst limit bu yatırımda bağlayıcı değildir; hibe, uygun harcamanın tamamı üzerinden hesaplanır.</w:t>
             </w:r>
           </w:p>
         </w:tc>

--- a/belgeler/11_BASVURU_PAKETI_ICERIGI.docx
+++ b/belgeler/11_BASVURU_PAKETI_ICERIGI.docx
@@ -2544,7 +2544,7 @@
                 <w:color w:val="000000"/>
                 <w:sz w:val="16"/>
               </w:rPr>
-              <w:t xml:space="preserve"> hazır: A3.1.1'de 86 yapım işleri kalemi, A3.1.2'de 8 ekipman kalemi, A3.4'te uygun olmayan harcama, A3.5'te formüllü icmal. Online sisteme buradan girilecek.</w:t>
+              <w:t xml:space="preserve"> hazır: A3.1.1'de 82 yapım işleri kalemi, A3.1.2'de 8 ekipman kalemi, A3.4'te uygun olmayan harcama, A3.5'te formüllü icmal. Online sisteme buradan girilecek.</w:t>
             </w:r>
           </w:p>
         </w:tc>
@@ -6438,7 +6438,7 @@
                 <w:color w:val="000000"/>
                 <w:sz w:val="16"/>
               </w:rPr>
-              <w:t>298.994 Avro</w:t>
+              <w:t>297.965 Avro</w:t>
             </w:r>
             <w:r>
               <w:rPr>
@@ -7451,7 +7451,7 @@
           <w:color w:val="000000"/>
           <w:sz w:val="18"/>
         </w:rPr>
-        <w:t>15.774.454,50 TL = 298.994 Avro</w:t>
+        <w:t>15.720.192,50 TL = 297.965 Avro</w:t>
       </w:r>
       <w:r>
         <w:rPr>
@@ -7481,7 +7481,7 @@
           <w:color w:val="000000"/>
           <w:sz w:val="18"/>
         </w:rPr>
-        <w:t xml:space="preserve"> gelir. Eşiğe kalan pay 1.006 Avro'dur. Yatırımın geri kalanı — diğer 7 yapı, çıkarılan pozlar ve makine-ekipman alımı, toplam 9.462.899,96 TL (179.363 Avro) — yapılmaya devam eder; uygun olmayan harcama olarak proforma fatura ile beyan edilir ve öz kaynaktan karşılanır.</w:t>
+        <w:t xml:space="preserve"> gelir. Eşiğe kalan pay 2.035 Avro'dur. Yatırımın geri kalanı — diğer 7 yapı, çıkarılan pozlar ve makine-ekipman alımı, toplam 9.462.899,96 TL (179.363 Avro) — yapılmaya devam eder; uygun olmayan harcama olarak proforma fatura ile beyan edilir ve öz kaynaktan karşılanır.</w:t>
       </w:r>
     </w:p>
     <w:p>
@@ -7553,7 +7553,7 @@
                 <w:color w:val="000000"/>
                 <w:sz w:val="16"/>
               </w:rPr>
-              <w:t xml:space="preserve">Uygun harcama 298.994 Avro, eşik 300.000 Avro: arada 1.006 Avro (%0,3) pay vardır. TKDK, keşfi kendi birim fiyatlarıyla yeniden hesaplar; kur da başvuru tarihinde güncellenir. Bu iki etkiden biri tutarı yukarı taşırsa kademe kaybedilir ve </w:t>
+              <w:t xml:space="preserve">Uygun harcama 297.965 Avro, eşik 300.000 Avro: arada 2.035 Avro (%0,7) pay vardır. TKDK, keşfi kendi birim fiyatlarıyla yeniden hesaplar; kur da başvuru tarihinde güncellenir. Bu iki etkiden biri tutarı yukarı taşırsa kademe kaybedilir ve </w:t>
             </w:r>
             <w:r>
               <w:rPr>
@@ -7673,7 +7673,7 @@
                 <w:color w:val="000000"/>
                 <w:sz w:val="16"/>
               </w:rPr>
-              <w:t>'dur (19.784.437,50 TL). Uygun harcama 298.994 Avro olduğundan üst limit bu yatırımda bağlayıcı değildir; hibe, uygun harcamanın tamamı üzerinden hesaplanır.</w:t>
+              <w:t>'dur (19.784.437,50 TL). Uygun harcama 297.965 Avro olduğundan üst limit bu yatırımda bağlayıcı değildir; hibe, uygun harcamanın tamamı üzerinden hesaplanır.</w:t>
             </w:r>
           </w:p>
         </w:tc>

--- a/belgeler/11_BASVURU_PAKETI_ICERIGI.docx
+++ b/belgeler/11_BASVURU_PAKETI_ICERIGI.docx
@@ -7481,7 +7481,7 @@
           <w:color w:val="000000"/>
           <w:sz w:val="18"/>
         </w:rPr>
-        <w:t xml:space="preserve"> gelir. Eşiğe kalan pay 2.035 Avro'dur. Yatırımın geri kalanı — diğer 7 yapı, çıkarılan pozlar ve makine-ekipman alımı, toplam 9.462.899,96 TL (179.363 Avro) — yapılmaya devam eder; uygun olmayan harcama olarak proforma fatura ile beyan edilir ve öz kaynaktan karşılanır.</w:t>
+        <w:t xml:space="preserve"> gelir. Eşiğe kalan pay 2.035 Avro'dur. Yatırımın geri kalanı — diğer 7 yapı, çıkarılan pozlar ve makine-ekipman alımı, toplam 9.440.938,30 TL (178.946 Avro) — yapılmaya devam eder; uygun olmayan harcama olarak proforma fatura ile beyan edilir ve öz kaynaktan karşılanır.</w:t>
       </w:r>
     </w:p>
     <w:p>

--- a/belgeler/11_BASVURU_PAKETI_ICERIGI.docx
+++ b/belgeler/11_BASVURU_PAKETI_ICERIGI.docx
@@ -7481,7 +7481,7 @@
           <w:color w:val="000000"/>
           <w:sz w:val="18"/>
         </w:rPr>
-        <w:t xml:space="preserve"> gelir. Eşiğe kalan pay 2.035 Avro'dur. Yatırımın geri kalanı — diğer 7 yapı, çıkarılan pozlar ve makine-ekipman alımı, toplam 9.440.938,30 TL (178.946 Avro) — yapılmaya devam eder; uygun olmayan harcama olarak proforma fatura ile beyan edilir ve öz kaynaktan karşılanır.</w:t>
+        <w:t xml:space="preserve"> gelir. Eşiğe kalan pay 2.035 Avro'dur. Yatırımın geri kalanı — diğer 7 yapı, çıkarılan pozlar ve makine-ekipman alımı, toplam 9.462.899,96 TL (179.363 Avro) — yapılmaya devam eder; uygun olmayan harcama olarak proforma fatura ile beyan edilir ve öz kaynaktan karşılanır.</w:t>
       </w:r>
     </w:p>
     <w:p>

--- a/belgeler/11_BASVURU_PAKETI_ICERIGI.docx
+++ b/belgeler/11_BASVURU_PAKETI_ICERIGI.docx
@@ -2544,7 +2544,7 @@
                 <w:color w:val="000000"/>
                 <w:sz w:val="16"/>
               </w:rPr>
-              <w:t xml:space="preserve"> hazır: A3.1.1'de 82 yapım işleri kalemi, A3.1.2'de 8 ekipman kalemi, A3.4'te uygun olmayan harcama, A3.5'te formüllü icmal. Online sisteme buradan girilecek.</w:t>
+              <w:t xml:space="preserve"> hazır: A3.1.1'de 82 yapım işleri kalemi, A3.1.2'de 10 ekipman kalemi, A3.4'te uygun olmayan harcama, A3.5'te formüllü icmal. Online sisteme buradan girilecek.</w:t>
             </w:r>
           </w:p>
         </w:tc>
@@ -7481,7 +7481,7 @@
           <w:color w:val="000000"/>
           <w:sz w:val="18"/>
         </w:rPr>
-        <w:t xml:space="preserve"> gelir. Eşiğe kalan pay 2.035 Avro'dur. Yatırımın geri kalanı — diğer 7 yapı, çıkarılan pozlar ve makine-ekipman alımı, toplam 9.462.899,96 TL (179.363 Avro) — yapılmaya devam eder; uygun olmayan harcama olarak proforma fatura ile beyan edilir ve öz kaynaktan karşılanır.</w:t>
+        <w:t xml:space="preserve"> gelir. Eşiğe kalan pay 2.035 Avro'dur. Yatırımın geri kalanı — diğer 7 yapı, çıkarılan pozlar ve makine-ekipman alımı, toplam 9.759.921,35 TL (184.992 Avro) — yapılmaya devam eder; uygun olmayan harcama olarak proforma fatura ile beyan edilir ve öz kaynaktan karşılanır.</w:t>
       </w:r>
     </w:p>
     <w:p>

--- a/belgeler/11_BASVURU_PAKETI_ICERIGI.docx
+++ b/belgeler/11_BASVURU_PAKETI_ICERIGI.docx
@@ -2544,7 +2544,7 @@
                 <w:color w:val="000000"/>
                 <w:sz w:val="16"/>
               </w:rPr>
-              <w:t xml:space="preserve"> hazır: A3.1.1'de 82 yapım işleri kalemi, A3.1.2'de 10 ekipman kalemi, A3.4'te uygun olmayan harcama, A3.5'te formüllü icmal. Online sisteme buradan girilecek.</w:t>
+              <w:t xml:space="preserve"> hazır: A3.1.1'de 82 yapım işleri kalemi, A3.1.2'de 9 ekipman kalemi, A3.4'te uygun olmayan harcama, A3.5'te formüllü icmal. Online sisteme buradan girilecek.</w:t>
             </w:r>
           </w:p>
         </w:tc>
@@ -7481,7 +7481,7 @@
           <w:color w:val="000000"/>
           <w:sz w:val="18"/>
         </w:rPr>
-        <w:t xml:space="preserve"> gelir. Eşiğe kalan pay 2.035 Avro'dur. Yatırımın geri kalanı — diğer 7 yapı, çıkarılan pozlar ve makine-ekipman alımı, toplam 9.759.921,35 TL (184.992 Avro) — yapılmaya devam eder; uygun olmayan harcama olarak proforma fatura ile beyan edilir ve öz kaynaktan karşılanır.</w:t>
+        <w:t xml:space="preserve"> gelir. Eşiğe kalan pay 2.035 Avro'dur. Yatırımın geri kalanı — diğer 7 yapı, çıkarılan pozlar ve makine-ekipman alımı, toplam 9.651.341,21 TL (182.934 Avro) — yapılmaya devam eder; uygun olmayan harcama olarak proforma fatura ile beyan edilir ve öz kaynaktan karşılanır.</w:t>
       </w:r>
     </w:p>
     <w:p>

--- a/belgeler/11_BASVURU_PAKETI_ICERIGI.docx
+++ b/belgeler/11_BASVURU_PAKETI_ICERIGI.docx
@@ -7481,7 +7481,7 @@
           <w:color w:val="000000"/>
           <w:sz w:val="18"/>
         </w:rPr>
-        <w:t xml:space="preserve"> gelir. Eşiğe kalan pay 2.035 Avro'dur. Yatırımın geri kalanı — diğer 7 yapı, çıkarılan pozlar ve makine-ekipman alımı, toplam 9.651.341,21 TL (182.934 Avro) — yapılmaya devam eder; uygun olmayan harcama olarak proforma fatura ile beyan edilir ve öz kaynaktan karşılanır.</w:t>
+        <w:t xml:space="preserve"> gelir. Eşiğe kalan pay 2.035 Avro'dur. Yatırımın geri kalanı — diğer 7 yapı, çıkarılan pozlar ve makine-ekipman alımı, toplam 9.325.379,57 TL (176.756 Avro) — yapılmaya devam eder; uygun olmayan harcama olarak proforma fatura ile beyan edilir ve öz kaynaktan karşılanır.</w:t>
       </w:r>
     </w:p>
     <w:p>
